--- a/pract5/docs/Отчет по практической работе №5.docx
+++ b/pract5/docs/Отчет по практической работе №5.docx
@@ -601,7 +601,7 @@
     </w:p>
     <w:sdt>
       <w:sdtPr>
-        <w:id w:val="442008772"/>
+        <w:id w:val="1357563801"/>
         <w:docPartObj>
           <w:docPartGallery w:val="Table of Contents"/>
           <w:docPartUnique w:val="1"/>
